--- a/Template Writer/data/templates/plantilla_template_writer.docx
+++ b/Template Writer/data/templates/plantilla_template_writer.docx
@@ -2042,7 +2042,7 @@
       <w:color w:val="1F497D" w:themeColor="text2"/>
     </w:rPr>
   </w:style>
-  <w:style w:type="character" w:styleId="Textoennegrita">
+  <w:style w:type="character" w:styleId="Fuerte">
     <w:name w:val="Strong"/>
     <w:basedOn w:val="Fuentedeprrafopredeter"/>
     <w:uiPriority w:val="22"/>
